--- a/icone/media/Abécédaire de rentrée d'icone 2026-2027 Hello Asso.docx
+++ b/icone/media/Abécédaire de rentrée d'icone 2026-2027 Hello Asso.docx
@@ -760,17 +760,8 @@
                 <w:sz w:val="20"/>
                 <w:szCs w:val="20"/>
               </w:rPr>
-              <w:t xml:space="preserve">Francis </w:t>
+              <w:t>Francis Pomé</w:t>
             </w:r>
-            <w:proofErr w:type="spellStart"/>
-            <w:r>
-              <w:rPr>
-                <w:sz w:val="20"/>
-                <w:szCs w:val="20"/>
-              </w:rPr>
-              <w:t>Pomé</w:t>
-            </w:r>
-            <w:proofErr w:type="spellEnd"/>
           </w:p>
         </w:tc>
         <w:tc>
@@ -789,17 +780,8 @@
                 <w:sz w:val="20"/>
                 <w:szCs w:val="20"/>
               </w:rPr>
-              <w:t xml:space="preserve">Lysiane </w:t>
+              <w:t>Lysiane Charlaigre</w:t>
             </w:r>
-            <w:proofErr w:type="spellStart"/>
-            <w:r>
-              <w:rPr>
-                <w:sz w:val="20"/>
-                <w:szCs w:val="20"/>
-              </w:rPr>
-              <w:t>Charlaigre</w:t>
-            </w:r>
-            <w:proofErr w:type="spellEnd"/>
           </w:p>
         </w:tc>
       </w:tr>
@@ -871,17 +853,8 @@
                 <w:sz w:val="20"/>
                 <w:szCs w:val="20"/>
               </w:rPr>
-              <w:t xml:space="preserve">Manon </w:t>
+              <w:t>Manon Medevielle</w:t>
             </w:r>
-            <w:proofErr w:type="spellStart"/>
-            <w:r>
-              <w:rPr>
-                <w:sz w:val="20"/>
-                <w:szCs w:val="20"/>
-              </w:rPr>
-              <w:t>Medevielle</w:t>
-            </w:r>
-            <w:proofErr w:type="spellEnd"/>
           </w:p>
         </w:tc>
         <w:tc>
@@ -974,17 +947,8 @@
                 <w:sz w:val="20"/>
                 <w:szCs w:val="20"/>
               </w:rPr>
-              <w:t xml:space="preserve">Karol </w:t>
+              <w:t>Karol Menneteau</w:t>
             </w:r>
-            <w:proofErr w:type="spellStart"/>
-            <w:r>
-              <w:rPr>
-                <w:sz w:val="20"/>
-                <w:szCs w:val="20"/>
-              </w:rPr>
-              <w:t>Menneteau</w:t>
-            </w:r>
-            <w:proofErr w:type="spellEnd"/>
           </w:p>
         </w:tc>
         <w:tc>
@@ -999,13 +963,6 @@
                 <w:szCs w:val="20"/>
               </w:rPr>
             </w:pPr>
-            <w:r>
-              <w:rPr>
-                <w:sz w:val="20"/>
-                <w:szCs w:val="20"/>
-              </w:rPr>
-              <w:t/>
-            </w:r>
           </w:p>
         </w:tc>
       </w:tr>
@@ -1738,6 +1695,7 @@
           <w:sz w:val="20"/>
           <w:szCs w:val="20"/>
         </w:rPr>
+        <w:lastRenderedPageBreak/>
         <w:t xml:space="preserve">« Petit Bonhomme » </w:t>
       </w:r>
       <w:r>
@@ -1779,21 +1737,14 @@
           <w:sz w:val="20"/>
           <w:szCs w:val="20"/>
         </w:rPr>
-        <w:t xml:space="preserve">(The Mamas &amp; the Papas)</w:t>
-      </w:r>
-      <w:r>
-        <w:rPr>
-          <w:sz w:val="20"/>
-          <w:szCs w:val="20"/>
-        </w:rPr>
-        <w:t xml:space="preserve"> — Reprises de la saison 2025-2026 : </w:t>
-      </w:r>
-      <w:r>
-        <w:rPr>
-          <w:sz w:val="20"/>
-          <w:szCs w:val="20"/>
-        </w:rPr>
-        <w:t xml:space="preserve">« The Sun Always Shines on T.V. » </w:t>
+        <w:t>(The Mamas &amp; the Papas)</w:t>
+      </w:r>
+      <w:r>
+        <w:rPr>
+          <w:sz w:val="20"/>
+          <w:szCs w:val="20"/>
+        </w:rPr>
+        <w:t xml:space="preserve"> — Reprises de la saison 2025-2026 : « The Sun Always Shines on T.V. » </w:t>
       </w:r>
       <w:r>
         <w:rPr>
@@ -1898,7 +1849,7 @@
           <w:sz w:val="20"/>
           <w:szCs w:val="20"/>
         </w:rPr>
-        <w:t xml:space="preserve">(Les Rita Mitsouko)</w:t>
+        <w:t>(Les Rita Mitsouko)</w:t>
       </w:r>
     </w:p>
     <w:p>
@@ -2322,21 +2273,51 @@
           <w:sz w:val="20"/>
           <w:szCs w:val="20"/>
         </w:rPr>
-        <w:t>Trimestrielles : trois samedi après-midi de 14h à 18h (</w:t>
-      </w:r>
-      <w:r>
-        <w:rPr>
-          <w:sz w:val="20"/>
-          <w:szCs w:val="20"/>
-        </w:rPr>
-        <w:t>dates à confirmer</w:t>
-      </w:r>
-      <w:r>
-        <w:rPr>
-          <w:sz w:val="20"/>
-          <w:szCs w:val="20"/>
-        </w:rPr>
-        <w:t>)</w:t>
+        <w:t xml:space="preserve">Trimestrielles : trois samedi après-midi </w:t>
+      </w:r>
+    </w:p>
+    <w:p>
+      <w:pPr>
+        <w:pStyle w:val="ListParagraph"/>
+        <w:numPr>
+          <w:ilvl w:val="1"/>
+          <w:numId w:val="2"/>
+        </w:numPr>
+        <w:spacing w:line="276" w:lineRule="auto"/>
+        <w:jc w:val="both"/>
+        <w:rPr>
+          <w:sz w:val="20"/>
+          <w:szCs w:val="20"/>
+        </w:rPr>
+      </w:pPr>
+      <w:r>
+        <w:rPr>
+          <w:sz w:val="20"/>
+          <w:szCs w:val="20"/>
+        </w:rPr>
+        <w:t>samedi 7 novembre de 14h30 à 17h30 au pavillon de la Sirène (20, rue Dareau dans le 14e)</w:t>
+      </w:r>
+    </w:p>
+    <w:p>
+      <w:pPr>
+        <w:pStyle w:val="ListParagraph"/>
+        <w:numPr>
+          <w:ilvl w:val="1"/>
+          <w:numId w:val="2"/>
+        </w:numPr>
+        <w:spacing w:line="276" w:lineRule="auto"/>
+        <w:jc w:val="both"/>
+        <w:rPr>
+          <w:sz w:val="20"/>
+          <w:szCs w:val="20"/>
+        </w:rPr>
+      </w:pPr>
+      <w:r>
+        <w:rPr>
+          <w:sz w:val="20"/>
+          <w:szCs w:val="20"/>
+        </w:rPr>
+        <w:t>autres dates à confirmer</w:t>
       </w:r>
     </w:p>
     <w:p>
@@ -2359,7 +2340,14 @@
           <w:sz w:val="20"/>
           <w:szCs w:val="20"/>
         </w:rPr>
-        <w:t>De pupitre : en cours ou en fin d’année, chaque pupitre peut se retrouver pour revoir toutes les chansons pour corriger et affermir chaque voix.</w:t>
+        <w:t>D</w:t>
+      </w:r>
+      <w:r>
+        <w:rPr>
+          <w:sz w:val="20"/>
+          <w:szCs w:val="20"/>
+        </w:rPr>
+        <w:t>e pupitre : en cours ou en fin d’année, chaque pupitre peut se retrouver pour revoir toutes les chansons pour corriger et affermir chaque voix.</w:t>
       </w:r>
     </w:p>
     <w:p>
@@ -4324,6 +4312,7 @@
   <w:style w:type="character" w:default="1" w:styleId="DefaultParagraphFont">
     <w:name w:val="Default Paragraph Font"/>
     <w:uiPriority w:val="1"/>
+    <w:semiHidden/>
     <w:unhideWhenUsed/>
   </w:style>
   <w:style w:type="table" w:default="1" w:styleId="TableNormal">

--- a/icone/media/Abécédaire de rentrée d'icone 2026-2027 Hello Asso.docx
+++ b/icone/media/Abécédaire de rentrée d'icone 2026-2027 Hello Asso.docx
@@ -227,23 +227,7 @@
           <w:sz w:val="20"/>
           <w:szCs w:val="20"/>
         </w:rPr>
-        <w:t xml:space="preserve">Ces choristes référents sont chargés d’animer le pupitre et de relayer le CA : transmission des fichiers audio, animation des groupes </w:t>
-      </w:r>
-      <w:proofErr w:type="spellStart"/>
-      <w:r>
-        <w:rPr>
-          <w:sz w:val="20"/>
-          <w:szCs w:val="20"/>
-        </w:rPr>
-        <w:t>Whatsapp</w:t>
-      </w:r>
-      <w:proofErr w:type="spellEnd"/>
-      <w:r>
-        <w:rPr>
-          <w:sz w:val="20"/>
-          <w:szCs w:val="20"/>
-        </w:rPr>
-        <w:t>, apprentissage des gestes sur certains chants, police anti-bavardage…</w:t>
+        <w:t>Ces choristes référents sont chargés d’animer le pupitre et de relayer le CA : transmission des fichiers audio, animation des groupes Whatsapp, apprentissage des gestes sur certains chants, police anti-bavardage…</w:t>
       </w:r>
     </w:p>
     <w:p>
@@ -332,27 +316,7 @@
           <w:sz w:val="20"/>
           <w:szCs w:val="20"/>
         </w:rPr>
-        <w:t xml:space="preserve">(Facebook, </w:t>
-      </w:r>
-      <w:proofErr w:type="spellStart"/>
-      <w:r>
-        <w:rPr>
-          <w:rFonts w:eastAsia="Arial" w:cs="Arial"/>
-          <w:color w:val="000000"/>
-          <w:sz w:val="20"/>
-          <w:szCs w:val="20"/>
-        </w:rPr>
-        <w:t>Instagram,YouTube</w:t>
-      </w:r>
-      <w:proofErr w:type="spellEnd"/>
-      <w:r>
-        <w:rPr>
-          <w:rFonts w:eastAsia="Arial" w:cs="Arial"/>
-          <w:color w:val="000000"/>
-          <w:sz w:val="20"/>
-          <w:szCs w:val="20"/>
-        </w:rPr>
-        <w:t>) et sur le site internet de l'association</w:t>
+        <w:t>(Facebook, Instagram,YouTube) et sur le site internet de l'association</w:t>
       </w:r>
       <w:r>
         <w:rPr>
@@ -525,23 +489,7 @@
           <w:sz w:val="20"/>
           <w:szCs w:val="20"/>
         </w:rPr>
-        <w:t xml:space="preserve">a fait très sérieux mais c’est comme dans toutes les </w:t>
-      </w:r>
-      <w:proofErr w:type="spellStart"/>
-      <w:r>
-        <w:rPr>
-          <w:sz w:val="20"/>
-          <w:szCs w:val="20"/>
-        </w:rPr>
-        <w:t>assoc</w:t>
-      </w:r>
-      <w:proofErr w:type="spellEnd"/>
-      <w:r>
-        <w:rPr>
-          <w:sz w:val="20"/>
-          <w:szCs w:val="20"/>
-        </w:rPr>
-        <w:t>’. Le fonctionnement d’Icône est assuré par un CA de 1</w:t>
+        <w:t>a fait très sérieux mais c’est comme dans toutes les assoc’. Le fonctionnement d’Icône est assuré par un CA de 1</w:t>
       </w:r>
       <w:r>
         <w:rPr>
@@ -1222,23 +1170,7 @@
           <w:sz w:val="20"/>
           <w:szCs w:val="20"/>
         </w:rPr>
-        <w:t xml:space="preserve">Facebook : </w:t>
-      </w:r>
-      <w:proofErr w:type="spellStart"/>
-      <w:r>
-        <w:rPr>
-          <w:sz w:val="20"/>
-          <w:szCs w:val="20"/>
-        </w:rPr>
-        <w:t>Choeur</w:t>
-      </w:r>
-      <w:proofErr w:type="spellEnd"/>
-      <w:r>
-        <w:rPr>
-          <w:sz w:val="20"/>
-          <w:szCs w:val="20"/>
-        </w:rPr>
-        <w:t xml:space="preserve"> Icône</w:t>
+        <w:t>Facebook : Choeur Icône</w:t>
       </w:r>
     </w:p>
     <w:p>
@@ -1261,18 +1193,8 @@
           <w:sz w:val="20"/>
           <w:szCs w:val="20"/>
         </w:rPr>
-        <w:t>Instagram.com/</w:t>
-      </w:r>
-      <w:proofErr w:type="spellStart"/>
-      <w:r>
-        <w:rPr>
-          <w:color w:val="000000" w:themeColor="text1"/>
-          <w:sz w:val="20"/>
-          <w:szCs w:val="20"/>
-        </w:rPr>
-        <w:t>choeur_icone</w:t>
-      </w:r>
-      <w:proofErr w:type="spellEnd"/>
+        <w:t>Instagram.com/choeur_icone</w:t>
+      </w:r>
     </w:p>
     <w:p>
       <w:pPr>
@@ -2235,7 +2157,21 @@
           <w:sz w:val="20"/>
           <w:szCs w:val="20"/>
         </w:rPr>
-        <w:t>Hebdomadaires : tous les mardis de 20h à 22h, à l’école primaire Tanger B, 41 rue de Tanger, Paris 19</w:t>
+        <w:t xml:space="preserve">Hebdomadaires : </w:t>
+      </w:r>
+      <w:r>
+        <w:rPr>
+          <w:sz w:val="20"/>
+          <w:szCs w:val="20"/>
+        </w:rPr>
+        <w:t xml:space="preserve">hors vacances scolaires, </w:t>
+      </w:r>
+      <w:r>
+        <w:rPr>
+          <w:sz w:val="20"/>
+          <w:szCs w:val="20"/>
+        </w:rPr>
+        <w:t>les mardis de 20h à 22h, à l’école primaire Tanger B, 41 rue de Tanger, Paris 19</w:t>
       </w:r>
       <w:r>
         <w:rPr>
@@ -2273,7 +2209,42 @@
           <w:sz w:val="20"/>
           <w:szCs w:val="20"/>
         </w:rPr>
-        <w:t xml:space="preserve">Trimestrielles : trois samedi après-midi </w:t>
+        <w:t xml:space="preserve">Quelques </w:t>
+      </w:r>
+      <w:r>
+        <w:rPr>
+          <w:sz w:val="20"/>
+          <w:szCs w:val="20"/>
+        </w:rPr>
+        <w:t>samedi</w:t>
+      </w:r>
+      <w:r>
+        <w:rPr>
+          <w:sz w:val="20"/>
+          <w:szCs w:val="20"/>
+        </w:rPr>
+        <w:t>s</w:t>
+      </w:r>
+      <w:r>
+        <w:rPr>
+          <w:sz w:val="20"/>
+          <w:szCs w:val="20"/>
+        </w:rPr>
+        <w:t xml:space="preserve"> </w:t>
+      </w:r>
+      <w:r>
+        <w:rPr>
+          <w:sz w:val="20"/>
+          <w:szCs w:val="20"/>
+        </w:rPr>
+        <w:t>dans l’année</w:t>
+      </w:r>
+      <w:r>
+        <w:rPr>
+          <w:sz w:val="20"/>
+          <w:szCs w:val="20"/>
+        </w:rPr>
+        <w:t xml:space="preserve"> </w:t>
       </w:r>
     </w:p>
     <w:p>
@@ -2340,14 +2311,7 @@
           <w:sz w:val="20"/>
           <w:szCs w:val="20"/>
         </w:rPr>
-        <w:t>D</w:t>
-      </w:r>
-      <w:r>
-        <w:rPr>
-          <w:sz w:val="20"/>
-          <w:szCs w:val="20"/>
-        </w:rPr>
-        <w:t>e pupitre : en cours ou en fin d’année, chaque pupitre peut se retrouver pour revoir toutes les chansons pour corriger et affermir chaque voix.</w:t>
+        <w:t>De pupitre : en cours ou en fin d’année, chaque pupitre peut se retrouver pour revoir toutes les chansons pour corriger et affermir chaque voix.</w:t>
       </w:r>
     </w:p>
     <w:p>
@@ -2393,23 +2357,7 @@
           <w:sz w:val="20"/>
           <w:szCs w:val="20"/>
         </w:rPr>
-        <w:t xml:space="preserve">Les </w:t>
-      </w:r>
-      <w:proofErr w:type="spellStart"/>
-      <w:r>
-        <w:rPr>
-          <w:sz w:val="20"/>
-          <w:szCs w:val="20"/>
-        </w:rPr>
-        <w:t>Voix</w:t>
-      </w:r>
-      <w:proofErr w:type="spellEnd"/>
-      <w:r>
-        <w:rPr>
-          <w:sz w:val="20"/>
-          <w:szCs w:val="20"/>
-        </w:rPr>
-        <w:t xml:space="preserve"> sur berges (Festival au Canal St Martin)…</w:t>
+        <w:t>Les Voix sur berges (Festival au Canal St Martin)…</w:t>
       </w:r>
     </w:p>
     <w:p>
@@ -2435,7 +2383,6 @@
           <w:szCs w:val="20"/>
         </w:rPr>
       </w:pPr>
-      <w:proofErr w:type="spellStart"/>
       <w:r>
         <w:rPr>
           <w:rFonts w:ascii="MV Boli" w:hAnsi="MV Boli" w:cs="MV Boli"/>
@@ -2458,7 +2405,6 @@
         </w:rPr>
         <w:t>ous-sous</w:t>
       </w:r>
-      <w:proofErr w:type="spellEnd"/>
       <w:r>
         <w:rPr>
           <w:rFonts w:ascii="MV Boli" w:hAnsi="MV Boli" w:cs="MV Boli"/>
@@ -2618,75 +2564,6 @@
           <w:szCs w:val="20"/>
         </w:rPr>
         <w:t>Un trombinoscope est remis aux choristes en début d’année avec les coordonnées (mails/portables) des Icônes. Pensez à aller voir Manon pour qu’elle vous photographie ou envoyez une photo à choeur.icone@gmail.com</w:t>
-      </w:r>
-    </w:p>
-    <w:p>
-      <w:pPr>
-        <w:jc w:val="both"/>
-        <w:rPr>
-          <w:sz w:val="20"/>
-          <w:szCs w:val="20"/>
-        </w:rPr>
-      </w:pPr>
-    </w:p>
-    <w:p>
-      <w:pPr>
-        <w:ind w:firstLine="708"/>
-        <w:jc w:val="both"/>
-        <w:rPr>
-          <w:rFonts w:ascii="MV Boli" w:hAnsi="MV Boli" w:cs="MV Boli"/>
-          <w:sz w:val="20"/>
-          <w:szCs w:val="20"/>
-        </w:rPr>
-      </w:pPr>
-      <w:r>
-        <w:rPr>
-          <w:rFonts w:ascii="MV Boli" w:hAnsi="MV Boli" w:cs="MV Boli"/>
-          <w:b/>
-          <w:bCs/>
-          <w:sz w:val="20"/>
-          <w:szCs w:val="20"/>
-        </w:rPr>
-        <w:t>V</w:t>
-      </w:r>
-      <w:r>
-        <w:rPr>
-          <w:rFonts w:ascii="MV Boli" w:hAnsi="MV Boli" w:cs="MV Boli"/>
-          <w:sz w:val="20"/>
-          <w:szCs w:val="20"/>
-        </w:rPr>
-        <w:t xml:space="preserve">acances </w:t>
-      </w:r>
-      <w:r>
-        <w:rPr>
-          <w:rFonts w:ascii="Segoe UI Emoji" w:eastAsia="Segoe UI Emoji" w:hAnsi="Segoe UI Emoji" w:cs="Segoe UI Emoji"/>
-          <w:sz w:val="36"/>
-          <w:szCs w:val="36"/>
-        </w:rPr>
-        <w:t>🛫🚂</w:t>
-      </w:r>
-    </w:p>
-    <w:p>
-      <w:pPr>
-        <w:jc w:val="both"/>
-        <w:rPr>
-          <w:sz w:val="20"/>
-          <w:szCs w:val="20"/>
-        </w:rPr>
-      </w:pPr>
-      <w:r>
-        <w:rPr>
-          <w:sz w:val="20"/>
-          <w:szCs w:val="20"/>
-        </w:rPr>
-        <w:t>Les Icônes se reposent pendant les vacances d’été. Sinon, on travaille toute l’année sauf exceptions.</w:t>
-      </w:r>
-      <w:r>
-        <w:rPr>
-          <w:sz w:val="20"/>
-          <w:szCs w:val="20"/>
-        </w:rPr>
-        <w:t xml:space="preserve"> (date à confirmer)</w:t>
       </w:r>
     </w:p>
     <w:p>
@@ -2796,7 +2673,6 @@
           <w:szCs w:val="20"/>
         </w:rPr>
       </w:pPr>
-      <w:proofErr w:type="spellStart"/>
       <w:r>
         <w:rPr>
           <w:rFonts w:ascii="MV Boli" w:hAnsi="MV Boli" w:cs="MV Boli"/>
@@ -2813,16 +2689,7 @@
           <w:sz w:val="20"/>
           <w:szCs w:val="20"/>
         </w:rPr>
-        <w:t>outube</w:t>
-      </w:r>
-      <w:proofErr w:type="spellEnd"/>
-      <w:r>
-        <w:rPr>
-          <w:rFonts w:ascii="MV Boli" w:hAnsi="MV Boli" w:cs="MV Boli"/>
-          <w:sz w:val="20"/>
-          <w:szCs w:val="20"/>
-        </w:rPr>
-        <w:t xml:space="preserve"> ! </w:t>
+        <w:t xml:space="preserve">outube ! </w:t>
       </w:r>
       <w:r>
         <w:rPr>
@@ -2846,23 +2713,7 @@
           <w:sz w:val="20"/>
           <w:szCs w:val="20"/>
         </w:rPr>
-        <w:t xml:space="preserve">Les vidéos de nos concerts sont disponibles sur notre chaîne </w:t>
-      </w:r>
-      <w:proofErr w:type="spellStart"/>
-      <w:r>
-        <w:rPr>
-          <w:sz w:val="20"/>
-          <w:szCs w:val="20"/>
-        </w:rPr>
-        <w:t>youtube</w:t>
-      </w:r>
-      <w:proofErr w:type="spellEnd"/>
-      <w:r>
-        <w:rPr>
-          <w:sz w:val="20"/>
-          <w:szCs w:val="20"/>
-        </w:rPr>
-        <w:t xml:space="preserve"> ! </w:t>
+        <w:t xml:space="preserve">Les vidéos de nos concerts sont disponibles sur notre chaîne youtube ! </w:t>
       </w:r>
     </w:p>
     <w:p>
